--- a/ConsumerWorkplace_v_1.0/Templates/F_Лицензионный договор на спектакль (БП).docx
+++ b/ConsumerWorkplace_v_1.0/Templates/F_Лицензионный договор на спектакль (БП).docx
@@ -1813,17 +1813,6 @@
         <w:t>вході), а саме:</w:t>
       </w:r>
     </w:p>
-    <w:p>
-      <w:pPr>
-        <w:ind w:firstLine="851"/>
-        <w:jc w:val="both"/>
-        <w:rPr>
-          <w:sz w:val="20"/>
-          <w:szCs w:val="20"/>
-          <w:lang w:val="uk-UA"/>
-        </w:rPr>
-      </w:pPr>
-    </w:p>
     <w:sdt>
       <w:sdtPr>
         <w:rPr>
@@ -1831,8 +1820,8 @@
           <w:szCs w:val="20"/>
           <w:lang w:val="uk-UA"/>
         </w:rPr>
-        <w:alias w:val="ableAvtor"/>
-        <w:tag w:val="ableAvtor"/>
+        <w:alias w:val="TableAvtorPrc"/>
+        <w:tag w:val="TableAvtorPrc"/>
         <w:id w:val="368417316"/>
         <w:placeholder>
           <w:docPart w:val="DefaultPlaceholder_-1854013437"/>
@@ -1858,23 +1847,22 @@
         <w:tbl>
           <w:tblPr>
             <w:tblStyle w:val="af4"/>
-            <w:tblW w:w="0" w:type="auto"/>
+            <w:tblW w:w="10060" w:type="dxa"/>
             <w:tblLook w:val="04A0" w:firstRow="1" w:lastRow="0" w:firstColumn="1" w:lastColumn="0" w:noHBand="0" w:noVBand="1"/>
           </w:tblPr>
           <w:tblGrid>
-            <w:gridCol w:w="973"/>
-            <w:gridCol w:w="1753"/>
-            <w:gridCol w:w="1753"/>
-            <w:gridCol w:w="1753"/>
-            <w:gridCol w:w="988"/>
-            <w:gridCol w:w="920"/>
-            <w:gridCol w:w="929"/>
-            <w:gridCol w:w="985"/>
+            <w:gridCol w:w="2405"/>
+            <w:gridCol w:w="4111"/>
+            <w:gridCol w:w="1984"/>
+            <w:gridCol w:w="1560"/>
           </w:tblGrid>
           <w:tr>
+            <w:trPr>
+              <w:trHeight w:val="381"/>
+            </w:trPr>
             <w:tc>
               <w:tcPr>
-                <w:tcW w:w="973" w:type="dxa"/>
+                <w:tcW w:w="2405" w:type="dxa"/>
                 <w:vAlign w:val="center"/>
               </w:tcPr>
               <w:p>
@@ -1900,7 +1888,7 @@
             </w:tc>
             <w:tc>
               <w:tcPr>
-                <w:tcW w:w="1753" w:type="dxa"/>
+                <w:tcW w:w="4111" w:type="dxa"/>
                 <w:vAlign w:val="center"/>
               </w:tcPr>
               <w:p>
@@ -1926,7 +1914,7 @@
             </w:tc>
             <w:tc>
               <w:tcPr>
-                <w:tcW w:w="1753" w:type="dxa"/>
+                <w:tcW w:w="1984" w:type="dxa"/>
                 <w:vAlign w:val="center"/>
               </w:tcPr>
               <w:p>
@@ -1952,53 +1940,7 @@
             </w:tc>
             <w:tc>
               <w:tcPr>
-                <w:tcW w:w="1753" w:type="dxa"/>
-                <w:vAlign w:val="center"/>
-              </w:tcPr>
-              <w:p>
-                <w:pPr>
-                  <w:jc w:val="center"/>
-                  <w:rPr>
-                    <w:b/>
-                    <w:sz w:val="20"/>
-                    <w:szCs w:val="20"/>
-                    <w:lang w:val="uk-UA"/>
-                  </w:rPr>
-                </w:pPr>
-                <w:r>
-                  <w:rPr>
-                    <w:b/>
-                    <w:sz w:val="20"/>
-                    <w:szCs w:val="20"/>
-                    <w:lang w:val="uk-UA"/>
-                  </w:rPr>
-                  <w:t>ПІБ (</w:t>
-                </w:r>
-                <w:proofErr w:type="spellStart"/>
-                <w:r>
-                  <w:rPr>
-                    <w:b/>
-                    <w:sz w:val="20"/>
-                    <w:szCs w:val="20"/>
-                    <w:lang w:val="uk-UA"/>
-                  </w:rPr>
-                  <w:t>анг</w:t>
-                </w:r>
-                <w:proofErr w:type="spellEnd"/>
-                <w:r>
-                  <w:rPr>
-                    <w:b/>
-                    <w:sz w:val="20"/>
-                    <w:szCs w:val="20"/>
-                    <w:lang w:val="uk-UA"/>
-                  </w:rPr>
-                  <w:t>. або рос)</w:t>
-                </w:r>
-              </w:p>
-            </w:tc>
-            <w:tc>
-              <w:tcPr>
-                <w:tcW w:w="988" w:type="dxa"/>
+                <w:tcW w:w="1560" w:type="dxa"/>
                 <w:vAlign w:val="center"/>
               </w:tcPr>
               <w:p>
@@ -2062,9 +2004,259 @@
                 </w:r>
               </w:p>
             </w:tc>
+          </w:tr>
+        </w:tbl>
+        <w:p>
+          <w:pPr>
+            <w:ind w:firstLine="851"/>
+            <w:jc w:val="both"/>
+            <w:rPr>
+              <w:sz w:val="20"/>
+              <w:szCs w:val="20"/>
+              <w:lang w:val="uk-UA"/>
+            </w:rPr>
+          </w:pPr>
+        </w:p>
+      </w:sdtContent>
+    </w:sdt>
+    <w:p>
+      <w:pPr>
+        <w:ind w:firstLine="851"/>
+        <w:jc w:val="both"/>
+        <w:rPr>
+          <w:sz w:val="20"/>
+          <w:szCs w:val="20"/>
+          <w:lang w:val="uk-UA"/>
+        </w:rPr>
+      </w:pPr>
+    </w:p>
+    <w:p>
+      <w:pPr>
+        <w:ind w:firstLine="851"/>
+        <w:jc w:val="both"/>
+        <w:rPr>
+          <w:sz w:val="20"/>
+          <w:szCs w:val="20"/>
+          <w:lang w:val="uk-UA"/>
+        </w:rPr>
+      </w:pPr>
+      <w:r>
+        <w:rPr>
+          <w:sz w:val="20"/>
+          <w:szCs w:val="20"/>
+          <w:lang w:val="uk-UA"/>
+        </w:rPr>
+        <w:t>2.4.2. одноразового (паушального) платежу</w:t>
+      </w:r>
+      <w:r>
+        <w:rPr>
+          <w:sz w:val="20"/>
+          <w:szCs w:val="20"/>
+          <w:lang w:val="uk-UA"/>
+        </w:rPr>
+        <w:t>, а саме</w:t>
+      </w:r>
+      <w:r>
+        <w:rPr>
+          <w:sz w:val="20"/>
+          <w:szCs w:val="20"/>
+          <w:lang w:val="uk-UA"/>
+        </w:rPr>
+        <w:t>:</w:t>
+      </w:r>
+      <w:r>
+        <w:rPr>
+          <w:sz w:val="20"/>
+          <w:szCs w:val="20"/>
+          <w:lang w:val="uk-UA"/>
+        </w:rPr>
+        <w:t xml:space="preserve"> </w:t>
+      </w:r>
+      <w:r>
+        <w:rPr>
+          <w:sz w:val="20"/>
+          <w:szCs w:val="20"/>
+          <w:lang w:val="uk-UA"/>
+        </w:rPr>
+        <w:t xml:space="preserve"> </w:t>
+      </w:r>
+    </w:p>
+    <w:sdt>
+      <w:sdtPr>
+        <w:rPr>
+          <w:sz w:val="20"/>
+          <w:szCs w:val="20"/>
+          <w:lang w:val="uk-UA"/>
+        </w:rPr>
+        <w:alias w:val="TableAvtorLmp"/>
+        <w:tag w:val="TableAvtorLmp"/>
+        <w:id w:val="-1509370807"/>
+        <w:placeholder>
+          <w:docPart w:val="DefaultPlaceholder_-1854013436"/>
+        </w:placeholder>
+        <w15:appearance w15:val="tags"/>
+        <w:docPartList>
+          <w:docPartGallery w:val="Tables"/>
+        </w:docPartList>
+      </w:sdtPr>
+      <w:sdtContent>
+        <w:p>
+          <w:pPr>
+            <w:ind w:firstLine="851"/>
+            <w:jc w:val="both"/>
+            <w:rPr>
+              <w:sz w:val="20"/>
+              <w:szCs w:val="20"/>
+              <w:lang w:val="uk-UA"/>
+            </w:rPr>
+          </w:pPr>
+        </w:p>
+        <w:tbl>
+          <w:tblPr>
+            <w:tblStyle w:val="af4"/>
+            <w:tblW w:w="10098" w:type="dxa"/>
+            <w:tblLook w:val="04A0" w:firstRow="1" w:lastRow="0" w:firstColumn="1" w:lastColumn="0" w:noHBand="0" w:noVBand="1"/>
+          </w:tblPr>
+          <w:tblGrid>
+            <w:gridCol w:w="2052"/>
+            <w:gridCol w:w="1936"/>
+            <w:gridCol w:w="2029"/>
+            <w:gridCol w:w="1405"/>
+            <w:gridCol w:w="1337"/>
+            <w:gridCol w:w="1339"/>
+          </w:tblGrid>
+          <w:tr>
+            <w:trPr>
+              <w:trHeight w:val="455"/>
+            </w:trPr>
             <w:tc>
               <w:tcPr>
-                <w:tcW w:w="920" w:type="dxa"/>
+                <w:tcW w:w="2091" w:type="dxa"/>
+                <w:vAlign w:val="center"/>
+              </w:tcPr>
+              <w:p>
+                <w:pPr>
+                  <w:jc w:val="center"/>
+                  <w:rPr>
+                    <w:b/>
+                    <w:sz w:val="20"/>
+                    <w:szCs w:val="20"/>
+                    <w:lang w:val="uk-UA"/>
+                  </w:rPr>
+                </w:pPr>
+                <w:bookmarkStart w:id="0" w:name="_Hlk518986354"/>
+                <w:r>
+                  <w:rPr>
+                    <w:b/>
+                    <w:sz w:val="20"/>
+                    <w:szCs w:val="20"/>
+                    <w:lang w:val="uk-UA"/>
+                  </w:rPr>
+                  <w:t>Творча роль автора</w:t>
+                </w:r>
+              </w:p>
+            </w:tc>
+            <w:tc>
+              <w:tcPr>
+                <w:tcW w:w="1972" w:type="dxa"/>
+                <w:vAlign w:val="center"/>
+              </w:tcPr>
+              <w:p>
+                <w:pPr>
+                  <w:jc w:val="center"/>
+                  <w:rPr>
+                    <w:b/>
+                    <w:sz w:val="20"/>
+                    <w:szCs w:val="20"/>
+                    <w:lang w:val="uk-UA"/>
+                  </w:rPr>
+                </w:pPr>
+                <w:r>
+                  <w:rPr>
+                    <w:b/>
+                    <w:sz w:val="20"/>
+                    <w:szCs w:val="20"/>
+                    <w:lang w:val="uk-UA"/>
+                  </w:rPr>
+                  <w:t>ПІБ автора</w:t>
+                </w:r>
+              </w:p>
+            </w:tc>
+            <w:tc>
+              <w:tcPr>
+                <w:tcW w:w="2067" w:type="dxa"/>
+                <w:vAlign w:val="center"/>
+              </w:tcPr>
+              <w:p>
+                <w:pPr>
+                  <w:jc w:val="center"/>
+                  <w:rPr>
+                    <w:b/>
+                    <w:sz w:val="20"/>
+                    <w:szCs w:val="20"/>
+                    <w:lang w:val="uk-UA"/>
+                  </w:rPr>
+                </w:pPr>
+                <w:r>
+                  <w:rPr>
+                    <w:b/>
+                    <w:sz w:val="20"/>
+                    <w:szCs w:val="20"/>
+                    <w:lang w:val="uk-UA"/>
+                  </w:rPr>
+                  <w:t>Країна Автора</w:t>
+                </w:r>
+              </w:p>
+            </w:tc>
+            <w:tc>
+              <w:tcPr>
+                <w:tcW w:w="1266" w:type="dxa"/>
+                <w:vAlign w:val="center"/>
+              </w:tcPr>
+              <w:p>
+                <w:pPr>
+                  <w:jc w:val="center"/>
+                  <w:rPr>
+                    <w:b/>
+                    <w:sz w:val="20"/>
+                    <w:szCs w:val="20"/>
+                    <w:lang w:val="uk-UA"/>
+                  </w:rPr>
+                </w:pPr>
+                <w:r>
+                  <w:rPr>
+                    <w:b/>
+                    <w:sz w:val="20"/>
+                    <w:szCs w:val="20"/>
+                    <w:lang w:val="uk-UA"/>
+                  </w:rPr>
+                  <w:t>Паушальний платіж,</w:t>
+                </w:r>
+              </w:p>
+              <w:p>
+                <w:pPr>
+                  <w:jc w:val="center"/>
+                  <w:rPr>
+                    <w:b/>
+                    <w:sz w:val="20"/>
+                    <w:szCs w:val="20"/>
+                    <w:lang w:val="uk-UA"/>
+                  </w:rPr>
+                </w:pPr>
+                <w:r>
+                  <w:rPr>
+                    <w:b/>
+                    <w:sz w:val="20"/>
+                    <w:szCs w:val="20"/>
+                    <w:lang w:val="uk-UA"/>
+                  </w:rPr>
+                  <w:t>сума</w:t>
+                </w:r>
+              </w:p>
+            </w:tc>
+            <w:tc>
+              <w:tcPr>
+                <w:tcW w:w="1351" w:type="dxa"/>
                 <w:vAlign w:val="center"/>
               </w:tcPr>
               <w:p>
@@ -2099,7 +2291,7 @@
             </w:tc>
             <w:tc>
               <w:tcPr>
-                <w:tcW w:w="929" w:type="dxa"/>
+                <w:tcW w:w="1351" w:type="dxa"/>
                 <w:vAlign w:val="center"/>
               </w:tcPr>
               <w:p>
@@ -2112,7 +2304,6 @@
                     <w:lang w:val="uk-UA"/>
                   </w:rPr>
                 </w:pPr>
-                <w:proofErr w:type="spellStart"/>
                 <w:r>
                   <w:rPr>
                     <w:b/>
@@ -2120,9 +2311,207 @@
                     <w:szCs w:val="20"/>
                     <w:lang w:val="uk-UA"/>
                   </w:rPr>
-                  <w:t>Передо</w:t>
+                  <w:t>Строк виплати</w:t>
                 </w:r>
-                <w:proofErr w:type="spellEnd"/>
+              </w:p>
+            </w:tc>
+          </w:tr>
+        </w:tbl>
+        <w:p>
+          <w:pPr>
+            <w:ind w:firstLine="851"/>
+            <w:jc w:val="both"/>
+            <w:rPr>
+              <w:sz w:val="20"/>
+              <w:szCs w:val="20"/>
+              <w:lang w:val="uk-UA"/>
+            </w:rPr>
+          </w:pPr>
+        </w:p>
+        <w:bookmarkEnd w:id="0" w:displacedByCustomXml="next"/>
+      </w:sdtContent>
+    </w:sdt>
+    <w:p>
+      <w:pPr>
+        <w:ind w:firstLine="851"/>
+        <w:jc w:val="both"/>
+        <w:rPr>
+          <w:sz w:val="20"/>
+          <w:szCs w:val="20"/>
+          <w:lang w:val="uk-UA"/>
+        </w:rPr>
+      </w:pPr>
+    </w:p>
+    <w:p>
+      <w:pPr>
+        <w:ind w:firstLine="540"/>
+        <w:jc w:val="both"/>
+        <w:rPr>
+          <w:sz w:val="20"/>
+          <w:szCs w:val="20"/>
+          <w:lang w:val="uk-UA"/>
+        </w:rPr>
+      </w:pPr>
+      <w:r>
+        <w:rPr>
+          <w:sz w:val="20"/>
+          <w:szCs w:val="20"/>
+          <w:lang w:val="uk-UA"/>
+        </w:rPr>
+        <w:t xml:space="preserve">2.5. Користувач після підписання </w:t>
+      </w:r>
+      <w:r>
+        <w:rPr>
+          <w:sz w:val="20"/>
+          <w:szCs w:val="20"/>
+          <w:lang w:val="uk-UA"/>
+        </w:rPr>
+        <w:t>ць</w:t>
+      </w:r>
+      <w:r>
+        <w:rPr>
+          <w:sz w:val="20"/>
+          <w:szCs w:val="20"/>
+          <w:lang w:val="uk-UA"/>
+        </w:rPr>
+        <w:t xml:space="preserve">ого Договору зобов’язаний перерахувати на рахунок </w:t>
+      </w:r>
+      <w:r>
+        <w:rPr>
+          <w:sz w:val="20"/>
+          <w:szCs w:val="20"/>
+          <w:lang w:val="uk-UA"/>
+        </w:rPr>
+        <w:t>ДО УААСП</w:t>
+      </w:r>
+      <w:r>
+        <w:rPr>
+          <w:sz w:val="20"/>
+          <w:szCs w:val="20"/>
+          <w:lang w:val="uk-UA"/>
+        </w:rPr>
+        <w:t xml:space="preserve"> </w:t>
+      </w:r>
+      <w:r>
+        <w:rPr>
+          <w:sz w:val="20"/>
+          <w:szCs w:val="20"/>
+          <w:lang w:val="uk-UA"/>
+        </w:rPr>
+        <w:t>авторську винагороду</w:t>
+      </w:r>
+      <w:r>
+        <w:rPr>
+          <w:sz w:val="20"/>
+          <w:szCs w:val="20"/>
+          <w:lang w:val="uk-UA"/>
+        </w:rPr>
+        <w:t xml:space="preserve">, </w:t>
+      </w:r>
+      <w:r>
+        <w:rPr>
+          <w:sz w:val="20"/>
+          <w:szCs w:val="20"/>
+          <w:lang w:val="uk-UA"/>
+        </w:rPr>
+        <w:t xml:space="preserve">що вважається як аванс роялті, визначеного в п. 2.4. </w:t>
+      </w:r>
+      <w:r>
+        <w:rPr>
+          <w:sz w:val="20"/>
+          <w:szCs w:val="20"/>
+          <w:lang w:val="uk-UA"/>
+        </w:rPr>
+        <w:t>ць</w:t>
+      </w:r>
+      <w:r>
+        <w:rPr>
+          <w:sz w:val="20"/>
+          <w:szCs w:val="20"/>
+          <w:lang w:val="uk-UA"/>
+        </w:rPr>
+        <w:t>ого Договору</w:t>
+      </w:r>
+      <w:r>
+        <w:rPr>
+          <w:sz w:val="20"/>
+          <w:szCs w:val="20"/>
+          <w:lang w:val="uk-UA"/>
+        </w:rPr>
+        <w:t>, а саме</w:t>
+      </w:r>
+      <w:r>
+        <w:rPr>
+          <w:sz w:val="20"/>
+          <w:szCs w:val="20"/>
+          <w:lang w:val="uk-UA"/>
+        </w:rPr>
+        <w:t>:</w:t>
+      </w:r>
+    </w:p>
+    <w:sdt>
+      <w:sdtPr>
+        <w:rPr>
+          <w:sz w:val="20"/>
+          <w:szCs w:val="20"/>
+          <w:lang w:val="uk-UA"/>
+        </w:rPr>
+        <w:alias w:val="TableAvtorAdv"/>
+        <w:tag w:val="TableAvtorAdv"/>
+        <w:id w:val="-2098398313"/>
+        <w:placeholder>
+          <w:docPart w:val="DefaultPlaceholder_-1854013436"/>
+        </w:placeholder>
+        <w15:appearance w15:val="tags"/>
+        <w:docPartList>
+          <w:docPartGallery w:val="Tables"/>
+        </w:docPartList>
+      </w:sdtPr>
+      <w:sdtContent>
+        <w:p>
+          <w:pPr>
+            <w:ind w:firstLine="540"/>
+            <w:jc w:val="both"/>
+            <w:rPr>
+              <w:sz w:val="20"/>
+              <w:szCs w:val="20"/>
+              <w:lang w:val="uk-UA"/>
+            </w:rPr>
+          </w:pPr>
+        </w:p>
+        <w:tbl>
+          <w:tblPr>
+            <w:tblStyle w:val="af4"/>
+            <w:tblW w:w="10153" w:type="dxa"/>
+            <w:tblLook w:val="04A0" w:firstRow="1" w:lastRow="0" w:firstColumn="1" w:lastColumn="0" w:noHBand="0" w:noVBand="1"/>
+          </w:tblPr>
+          <w:tblGrid>
+            <w:gridCol w:w="2112"/>
+            <w:gridCol w:w="1982"/>
+            <w:gridCol w:w="2066"/>
+            <w:gridCol w:w="1267"/>
+            <w:gridCol w:w="1331"/>
+            <w:gridCol w:w="1395"/>
+          </w:tblGrid>
+          <w:tr>
+            <w:trPr>
+              <w:trHeight w:val="689"/>
+            </w:trPr>
+            <w:tc>
+              <w:tcPr>
+                <w:tcW w:w="2112" w:type="dxa"/>
+                <w:vAlign w:val="center"/>
+              </w:tcPr>
+              <w:p>
+                <w:pPr>
+                  <w:jc w:val="center"/>
+                  <w:rPr>
+                    <w:b/>
+                    <w:sz w:val="20"/>
+                    <w:szCs w:val="20"/>
+                    <w:lang w:val="uk-UA"/>
+                  </w:rPr>
+                </w:pPr>
                 <w:r>
                   <w:rPr>
                     <w:b/>
@@ -2130,8 +2519,25 @@
                     <w:szCs w:val="20"/>
                     <w:lang w:val="uk-UA"/>
                   </w:rPr>
-                  <w:t>-</w:t>
+                  <w:t>Творча роль автора</w:t>
                 </w:r>
+              </w:p>
+            </w:tc>
+            <w:tc>
+              <w:tcPr>
+                <w:tcW w:w="1982" w:type="dxa"/>
+                <w:vAlign w:val="center"/>
+              </w:tcPr>
+              <w:p>
+                <w:pPr>
+                  <w:jc w:val="center"/>
+                  <w:rPr>
+                    <w:b/>
+                    <w:sz w:val="20"/>
+                    <w:szCs w:val="20"/>
+                    <w:lang w:val="uk-UA"/>
+                  </w:rPr>
+                </w:pPr>
                 <w:r>
                   <w:rPr>
                     <w:b/>
@@ -2139,8 +2545,25 @@
                     <w:szCs w:val="20"/>
                     <w:lang w:val="uk-UA"/>
                   </w:rPr>
-                  <w:t>плата</w:t>
+                  <w:t>ПІБ автора</w:t>
                 </w:r>
+              </w:p>
+            </w:tc>
+            <w:tc>
+              <w:tcPr>
+                <w:tcW w:w="2066" w:type="dxa"/>
+                <w:vAlign w:val="center"/>
+              </w:tcPr>
+              <w:p>
+                <w:pPr>
+                  <w:jc w:val="center"/>
+                  <w:rPr>
+                    <w:b/>
+                    <w:sz w:val="20"/>
+                    <w:szCs w:val="20"/>
+                    <w:lang w:val="uk-UA"/>
+                  </w:rPr>
+                </w:pPr>
                 <w:r>
                   <w:rPr>
                     <w:b/>
@@ -2148,7 +2571,33 @@
                     <w:szCs w:val="20"/>
                     <w:lang w:val="uk-UA"/>
                   </w:rPr>
-                  <w:t xml:space="preserve">, </w:t>
+                  <w:t>Країна Автора</w:t>
+                </w:r>
+              </w:p>
+            </w:tc>
+            <w:tc>
+              <w:tcPr>
+                <w:tcW w:w="1267" w:type="dxa"/>
+                <w:vAlign w:val="center"/>
+              </w:tcPr>
+              <w:p>
+                <w:pPr>
+                  <w:jc w:val="center"/>
+                  <w:rPr>
+                    <w:b/>
+                    <w:sz w:val="20"/>
+                    <w:szCs w:val="20"/>
+                    <w:lang w:val="uk-UA"/>
+                  </w:rPr>
+                </w:pPr>
+                <w:r>
+                  <w:rPr>
+                    <w:b/>
+                    <w:sz w:val="20"/>
+                    <w:szCs w:val="20"/>
+                    <w:lang w:val="uk-UA"/>
+                  </w:rPr>
+                  <w:t>Авансовий платіж,</w:t>
                 </w:r>
               </w:p>
               <w:p>
@@ -2174,7 +2623,7 @@
             </w:tc>
             <w:tc>
               <w:tcPr>
-                <w:tcW w:w="985" w:type="dxa"/>
+                <w:tcW w:w="1331" w:type="dxa"/>
                 <w:vAlign w:val="center"/>
               </w:tcPr>
               <w:p>
@@ -2194,7 +2643,42 @@
                     <w:szCs w:val="20"/>
                     <w:lang w:val="uk-UA"/>
                   </w:rPr>
-                  <w:t>Тип платежу</w:t>
+                  <w:t>Вал</w:t>
+                </w:r>
+                <w:r>
+                  <w:rPr>
+                    <w:b/>
+                    <w:sz w:val="20"/>
+                    <w:szCs w:val="20"/>
+                    <w:lang w:val="uk-UA"/>
+                  </w:rPr>
+                  <w:t>юта</w:t>
+                </w:r>
+              </w:p>
+            </w:tc>
+            <w:tc>
+              <w:tcPr>
+                <w:tcW w:w="1395" w:type="dxa"/>
+                <w:vAlign w:val="center"/>
+              </w:tcPr>
+              <w:p>
+                <w:pPr>
+                  <w:jc w:val="center"/>
+                  <w:rPr>
+                    <w:b/>
+                    <w:sz w:val="20"/>
+                    <w:szCs w:val="20"/>
+                    <w:lang w:val="uk-UA"/>
+                  </w:rPr>
+                </w:pPr>
+                <w:r>
+                  <w:rPr>
+                    <w:b/>
+                    <w:sz w:val="20"/>
+                    <w:szCs w:val="20"/>
+                    <w:lang w:val="uk-UA"/>
+                  </w:rPr>
+                  <w:t>Строк виплати</w:t>
                 </w:r>
               </w:p>
             </w:tc>
@@ -2202,7 +2686,7 @@
         </w:tbl>
         <w:p>
           <w:pPr>
-            <w:ind w:firstLine="851"/>
+            <w:ind w:firstLine="540"/>
             <w:jc w:val="both"/>
             <w:rPr>
               <w:sz w:val="20"/>
@@ -2215,7 +2699,7 @@
     </w:sdt>
     <w:p>
       <w:pPr>
-        <w:ind w:firstLine="851"/>
+        <w:ind w:firstLine="540"/>
         <w:jc w:val="both"/>
         <w:rPr>
           <w:sz w:val="20"/>
@@ -2223,358 +2707,12 @@
           <w:lang w:val="uk-UA"/>
         </w:rPr>
       </w:pPr>
-      <w:r>
-        <w:rPr>
-          <w:sz w:val="20"/>
-          <w:szCs w:val="20"/>
-          <w:lang w:val="uk-UA"/>
-        </w:rPr>
-        <w:t xml:space="preserve">2.4.2. одноразового (паушального) платежу у розмірі </w:t>
-      </w:r>
-      <w:sdt>
-        <w:sdtPr>
-          <w:rPr>
-            <w:sz w:val="20"/>
-            <w:szCs w:val="20"/>
-            <w:lang w:val="uk-UA"/>
-          </w:rPr>
-          <w:alias w:val="pPayShowGrn"/>
-          <w:tag w:val="pPayShowGrn"/>
-          <w:id w:val="821152548"/>
-          <w:placeholder>
-            <w:docPart w:val="DefaultPlaceholder_-1854013440"/>
-          </w:placeholder>
-          <w:showingPlcHdr/>
-          <w15:appearance w15:val="tags"/>
-          <w:text/>
-        </w:sdtPr>
-        <w:sdtEndPr/>
-        <w:sdtContent>
-          <w:r>
-            <w:rPr>
-              <w:rStyle w:val="af3"/>
-              <w:rFonts w:eastAsiaTheme="majorEastAsia"/>
-            </w:rPr>
-            <w:t>Место для ввода текста.</w:t>
-          </w:r>
-        </w:sdtContent>
-      </w:sdt>
-      <w:r>
-        <w:rPr>
-          <w:sz w:val="20"/>
-          <w:szCs w:val="20"/>
-          <w:lang w:val="uk-UA"/>
-        </w:rPr>
-        <w:t>(</w:t>
-      </w:r>
-      <w:sdt>
-        <w:sdtPr>
-          <w:rPr>
-            <w:sz w:val="20"/>
-            <w:szCs w:val="20"/>
-            <w:lang w:val="uk-UA"/>
-          </w:rPr>
-          <w:alias w:val="pPayShowGrnText"/>
-          <w:tag w:val="pPayShowGrnText"/>
-          <w:id w:val="88051165"/>
-          <w:placeholder>
-            <w:docPart w:val="DefaultPlaceholder_-1854013440"/>
-          </w:placeholder>
-          <w:showingPlcHdr/>
-          <w15:appearance w15:val="tags"/>
-          <w:text/>
-        </w:sdtPr>
-        <w:sdtEndPr/>
-        <w:sdtContent>
-          <w:r>
-            <w:rPr>
-              <w:rStyle w:val="af3"/>
-              <w:rFonts w:eastAsiaTheme="majorEastAsia"/>
-            </w:rPr>
-            <w:t>Место для ввода текста.</w:t>
-          </w:r>
-        </w:sdtContent>
-      </w:sdt>
-      <w:r>
-        <w:rPr>
-          <w:sz w:val="20"/>
-          <w:szCs w:val="20"/>
-          <w:lang w:val="uk-UA"/>
-        </w:rPr>
-        <w:t xml:space="preserve">) грн. </w:t>
-      </w:r>
-      <w:sdt>
-        <w:sdtPr>
-          <w:rPr>
-            <w:sz w:val="20"/>
-            <w:szCs w:val="20"/>
-            <w:lang w:val="uk-UA"/>
-          </w:rPr>
-          <w:alias w:val="pPayShowKop"/>
-          <w:tag w:val="pPayShowKop"/>
-          <w:id w:val="-1540508222"/>
-          <w:placeholder>
-            <w:docPart w:val="DefaultPlaceholder_-1854013440"/>
-          </w:placeholder>
-          <w:showingPlcHdr/>
-          <w15:appearance w15:val="tags"/>
-          <w:text/>
-        </w:sdtPr>
-        <w:sdtEndPr/>
-        <w:sdtContent>
-          <w:r>
-            <w:rPr>
-              <w:rStyle w:val="af3"/>
-              <w:rFonts w:eastAsiaTheme="majorEastAsia"/>
-            </w:rPr>
-            <w:t>Место для ввода текста.</w:t>
-          </w:r>
-        </w:sdtContent>
-      </w:sdt>
-      <w:r>
-        <w:rPr>
-          <w:sz w:val="20"/>
-          <w:szCs w:val="20"/>
-          <w:lang w:val="uk-UA"/>
-        </w:rPr>
-        <w:t xml:space="preserve"> коп.</w:t>
-      </w:r>
     </w:p>
     <w:p>
       <w:pPr>
         <w:ind w:firstLine="540"/>
         <w:jc w:val="both"/>
         <w:rPr>
-          <w:sz w:val="20"/>
-          <w:szCs w:val="20"/>
-          <w:lang w:val="uk-UA"/>
-        </w:rPr>
-      </w:pPr>
-      <w:r>
-        <w:rPr>
-          <w:sz w:val="20"/>
-          <w:szCs w:val="20"/>
-          <w:lang w:val="uk-UA"/>
-        </w:rPr>
-        <w:t xml:space="preserve">2.5. Користувач після підписання </w:t>
-      </w:r>
-      <w:r>
-        <w:rPr>
-          <w:sz w:val="20"/>
-          <w:szCs w:val="20"/>
-          <w:lang w:val="uk-UA"/>
-        </w:rPr>
-        <w:t>ць</w:t>
-      </w:r>
-      <w:r>
-        <w:rPr>
-          <w:sz w:val="20"/>
-          <w:szCs w:val="20"/>
-          <w:lang w:val="uk-UA"/>
-        </w:rPr>
-        <w:t xml:space="preserve">ого Договору зобов’язаний перерахувати на рахунок </w:t>
-      </w:r>
-      <w:r>
-        <w:rPr>
-          <w:sz w:val="20"/>
-          <w:szCs w:val="20"/>
-          <w:lang w:val="uk-UA"/>
-        </w:rPr>
-        <w:t>ДО УААСП</w:t>
-      </w:r>
-      <w:r>
-        <w:rPr>
-          <w:sz w:val="20"/>
-          <w:szCs w:val="20"/>
-          <w:lang w:val="uk-UA"/>
-        </w:rPr>
-        <w:t xml:space="preserve"> у строк до </w:t>
-      </w:r>
-      <w:sdt>
-        <w:sdtPr>
-          <w:rPr>
-            <w:sz w:val="20"/>
-            <w:szCs w:val="20"/>
-            <w:lang w:val="uk-UA"/>
-          </w:rPr>
-          <w:alias w:val="PayShowDataDo"/>
-          <w:tag w:val="PayShowDataDo"/>
-          <w:id w:val="1183245703"/>
-          <w:placeholder>
-            <w:docPart w:val="DefaultPlaceholder_-1854013440"/>
-          </w:placeholder>
-          <w:showingPlcHdr/>
-          <w15:appearance w15:val="tags"/>
-          <w:text/>
-        </w:sdtPr>
-        <w:sdtEndPr/>
-        <w:sdtContent>
-          <w:r>
-            <w:rPr>
-              <w:rStyle w:val="af3"/>
-              <w:rFonts w:eastAsiaTheme="majorEastAsia"/>
-            </w:rPr>
-            <w:t>Место для ввода текста.</w:t>
-          </w:r>
-        </w:sdtContent>
-      </w:sdt>
-      <w:r>
-        <w:rPr>
-          <w:sz w:val="20"/>
-          <w:szCs w:val="20"/>
-          <w:lang w:val="uk-UA"/>
-        </w:rPr>
-        <w:t xml:space="preserve"> р. авторську винагороду в сумі </w:t>
-      </w:r>
-      <w:sdt>
-        <w:sdtPr>
-          <w:rPr>
-            <w:sz w:val="20"/>
-            <w:szCs w:val="20"/>
-            <w:lang w:val="uk-UA"/>
-          </w:rPr>
-          <w:alias w:val="aPayShowGrn"/>
-          <w:tag w:val="aPayShowGrn"/>
-          <w:id w:val="198674815"/>
-          <w:placeholder>
-            <w:docPart w:val="DefaultPlaceholder_-1854013440"/>
-          </w:placeholder>
-          <w:showingPlcHdr/>
-          <w15:appearance w15:val="tags"/>
-          <w:text/>
-        </w:sdtPr>
-        <w:sdtEndPr/>
-        <w:sdtContent>
-          <w:r>
-            <w:rPr>
-              <w:rStyle w:val="af3"/>
-              <w:rFonts w:eastAsiaTheme="majorEastAsia"/>
-            </w:rPr>
-            <w:t>Место для ввода текста.</w:t>
-          </w:r>
-        </w:sdtContent>
-      </w:sdt>
-      <w:r>
-        <w:rPr>
-          <w:sz w:val="20"/>
-          <w:szCs w:val="20"/>
-          <w:lang w:val="uk-UA"/>
-        </w:rPr>
-        <w:t xml:space="preserve"> (</w:t>
-      </w:r>
-      <w:sdt>
-        <w:sdtPr>
-          <w:rPr>
-            <w:sz w:val="20"/>
-            <w:szCs w:val="20"/>
-            <w:lang w:val="uk-UA"/>
-          </w:rPr>
-          <w:alias w:val="aPayShowGrnText"/>
-          <w:tag w:val="aPayShowGrnText"/>
-          <w:id w:val="617187594"/>
-          <w:placeholder>
-            <w:docPart w:val="DefaultPlaceholder_-1854013440"/>
-          </w:placeholder>
-          <w:showingPlcHdr/>
-          <w15:appearance w15:val="tags"/>
-          <w:text/>
-        </w:sdtPr>
-        <w:sdtEndPr/>
-        <w:sdtContent>
-          <w:r>
-            <w:rPr>
-              <w:rStyle w:val="af3"/>
-              <w:rFonts w:eastAsiaTheme="majorEastAsia"/>
-            </w:rPr>
-            <w:t>Место для ввода текста.</w:t>
-          </w:r>
-        </w:sdtContent>
-      </w:sdt>
-      <w:r>
-        <w:rPr>
-          <w:sz w:val="20"/>
-          <w:szCs w:val="20"/>
-          <w:lang w:val="uk-UA"/>
-        </w:rPr>
-        <w:t>) грн.</w:t>
-      </w:r>
-      <w:r>
-        <w:rPr>
-          <w:sz w:val="20"/>
-          <w:szCs w:val="20"/>
-          <w:lang w:val="uk-UA"/>
-        </w:rPr>
-        <w:t xml:space="preserve"> </w:t>
-      </w:r>
-      <w:sdt>
-        <w:sdtPr>
-          <w:rPr>
-            <w:sz w:val="20"/>
-            <w:szCs w:val="20"/>
-            <w:lang w:val="uk-UA"/>
-          </w:rPr>
-          <w:alias w:val="aPayShowKop"/>
-          <w:tag w:val="aPayShowKop"/>
-          <w:id w:val="1336116284"/>
-          <w:placeholder>
-            <w:docPart w:val="DefaultPlaceholder_-1854013440"/>
-          </w:placeholder>
-          <w:showingPlcHdr/>
-          <w15:appearance w15:val="tags"/>
-          <w:text/>
-        </w:sdtPr>
-        <w:sdtContent>
-          <w:r>
-            <w:rPr>
-              <w:rStyle w:val="af3"/>
-              <w:rFonts w:eastAsiaTheme="majorEastAsia"/>
-            </w:rPr>
-            <w:t>Место для ввода текста.</w:t>
-          </w:r>
-        </w:sdtContent>
-      </w:sdt>
-      <w:r>
-        <w:rPr>
-          <w:sz w:val="20"/>
-          <w:szCs w:val="20"/>
-          <w:lang w:val="uk-UA"/>
-        </w:rPr>
-        <w:t>коп.</w:t>
-      </w:r>
-      <w:bookmarkStart w:id="0" w:name="_GoBack"/>
-      <w:bookmarkEnd w:id="0"/>
-      <w:r>
-        <w:rPr>
-          <w:sz w:val="20"/>
-          <w:szCs w:val="20"/>
-          <w:lang w:val="uk-UA"/>
-        </w:rPr>
-        <w:t xml:space="preserve">,  що вважається як аванс роялті, визначеного в п. 2.4. </w:t>
-      </w:r>
-      <w:r>
-        <w:rPr>
-          <w:sz w:val="20"/>
-          <w:szCs w:val="20"/>
-          <w:lang w:val="uk-UA"/>
-        </w:rPr>
-        <w:t>ць</w:t>
-      </w:r>
-      <w:r>
-        <w:rPr>
-          <w:sz w:val="20"/>
-          <w:szCs w:val="20"/>
-          <w:lang w:val="uk-UA"/>
-        </w:rPr>
-        <w:t>ого Договору.</w:t>
-      </w:r>
-    </w:p>
-    <w:p>
-      <w:pPr>
-        <w:ind w:left="-180" w:firstLine="180"/>
-        <w:jc w:val="center"/>
-        <w:rPr>
-          <w:b/>
-          <w:bCs/>
           <w:sz w:val="20"/>
           <w:szCs w:val="20"/>
           <w:lang w:val="uk-UA"/>
@@ -3322,7 +3460,6 @@
           <w:szCs w:val="20"/>
           <w:lang w:val="uk-UA"/>
         </w:rPr>
-        <w:lastRenderedPageBreak/>
         <w:t xml:space="preserve">7.1.1. Строк дії </w:t>
       </w:r>
       <w:r>
@@ -6622,6 +6759,527 @@
           <w:szCs w:val="20"/>
         </w:rPr>
       </w:pPr>
+      <w:r>
+        <w:rPr>
+          <w:sz w:val="20"/>
+          <w:szCs w:val="20"/>
+        </w:rPr>
+        <w:t xml:space="preserve">8.9. У </w:t>
+      </w:r>
+      <w:proofErr w:type="spellStart"/>
+      <w:r>
+        <w:rPr>
+          <w:sz w:val="20"/>
+          <w:szCs w:val="20"/>
+        </w:rPr>
+        <w:t>підтвердження</w:t>
+      </w:r>
+      <w:proofErr w:type="spellEnd"/>
+      <w:r>
+        <w:rPr>
+          <w:sz w:val="20"/>
+          <w:szCs w:val="20"/>
+        </w:rPr>
+        <w:t xml:space="preserve"> того, </w:t>
+      </w:r>
+      <w:proofErr w:type="spellStart"/>
+      <w:r>
+        <w:rPr>
+          <w:sz w:val="20"/>
+          <w:szCs w:val="20"/>
+        </w:rPr>
+        <w:t>що</w:t>
+      </w:r>
+      <w:proofErr w:type="spellEnd"/>
+      <w:r>
+        <w:rPr>
+          <w:sz w:val="20"/>
+          <w:szCs w:val="20"/>
+        </w:rPr>
+        <w:t xml:space="preserve"> </w:t>
+      </w:r>
+      <w:proofErr w:type="spellStart"/>
+      <w:r>
+        <w:rPr>
+          <w:sz w:val="20"/>
+          <w:szCs w:val="20"/>
+        </w:rPr>
+        <w:t>Сторони</w:t>
+      </w:r>
+      <w:proofErr w:type="spellEnd"/>
+      <w:r>
+        <w:rPr>
+          <w:sz w:val="20"/>
+          <w:szCs w:val="20"/>
+        </w:rPr>
+        <w:t xml:space="preserve"> </w:t>
+      </w:r>
+      <w:proofErr w:type="spellStart"/>
+      <w:r>
+        <w:rPr>
+          <w:sz w:val="20"/>
+          <w:szCs w:val="20"/>
+        </w:rPr>
+        <w:t>розуміють</w:t>
+      </w:r>
+      <w:proofErr w:type="spellEnd"/>
+      <w:r>
+        <w:rPr>
+          <w:sz w:val="20"/>
+          <w:szCs w:val="20"/>
+        </w:rPr>
+        <w:t xml:space="preserve"> </w:t>
+      </w:r>
+      <w:proofErr w:type="spellStart"/>
+      <w:r>
+        <w:rPr>
+          <w:sz w:val="20"/>
+          <w:szCs w:val="20"/>
+        </w:rPr>
+        <w:t>визначення</w:t>
+      </w:r>
+      <w:proofErr w:type="spellEnd"/>
+      <w:r>
+        <w:rPr>
+          <w:sz w:val="20"/>
+          <w:szCs w:val="20"/>
+        </w:rPr>
+        <w:t xml:space="preserve"> </w:t>
+      </w:r>
+      <w:proofErr w:type="spellStart"/>
+      <w:r>
+        <w:rPr>
+          <w:sz w:val="20"/>
+          <w:szCs w:val="20"/>
+        </w:rPr>
+        <w:t>всіх</w:t>
+      </w:r>
+      <w:proofErr w:type="spellEnd"/>
+      <w:r>
+        <w:rPr>
+          <w:sz w:val="20"/>
+          <w:szCs w:val="20"/>
+        </w:rPr>
+        <w:t xml:space="preserve"> </w:t>
+      </w:r>
+      <w:proofErr w:type="spellStart"/>
+      <w:r>
+        <w:rPr>
+          <w:sz w:val="20"/>
+          <w:szCs w:val="20"/>
+        </w:rPr>
+        <w:t>термінів</w:t>
+      </w:r>
+      <w:proofErr w:type="spellEnd"/>
+      <w:r>
+        <w:rPr>
+          <w:sz w:val="20"/>
+          <w:szCs w:val="20"/>
+        </w:rPr>
+        <w:t xml:space="preserve">, </w:t>
+      </w:r>
+      <w:proofErr w:type="spellStart"/>
+      <w:r>
+        <w:rPr>
+          <w:sz w:val="20"/>
+          <w:szCs w:val="20"/>
+        </w:rPr>
+        <w:t>які</w:t>
+      </w:r>
+      <w:proofErr w:type="spellEnd"/>
+      <w:r>
+        <w:rPr>
+          <w:sz w:val="20"/>
+          <w:szCs w:val="20"/>
+        </w:rPr>
+        <w:t xml:space="preserve"> </w:t>
+      </w:r>
+      <w:proofErr w:type="spellStart"/>
+      <w:r>
+        <w:rPr>
+          <w:sz w:val="20"/>
+          <w:szCs w:val="20"/>
+        </w:rPr>
+        <w:t>містяться</w:t>
+      </w:r>
+      <w:proofErr w:type="spellEnd"/>
+      <w:r>
+        <w:rPr>
+          <w:sz w:val="20"/>
+          <w:szCs w:val="20"/>
+        </w:rPr>
+        <w:t xml:space="preserve"> в </w:t>
+      </w:r>
+      <w:proofErr w:type="spellStart"/>
+      <w:r>
+        <w:rPr>
+          <w:sz w:val="20"/>
+          <w:szCs w:val="20"/>
+        </w:rPr>
+        <w:t>даному</w:t>
+      </w:r>
+      <w:proofErr w:type="spellEnd"/>
+      <w:r>
+        <w:rPr>
+          <w:sz w:val="20"/>
+          <w:szCs w:val="20"/>
+        </w:rPr>
+        <w:t xml:space="preserve"> </w:t>
+      </w:r>
+      <w:proofErr w:type="spellStart"/>
+      <w:proofErr w:type="gramStart"/>
+      <w:r>
+        <w:rPr>
+          <w:sz w:val="20"/>
+          <w:szCs w:val="20"/>
+        </w:rPr>
+        <w:t>Договорі</w:t>
+      </w:r>
+      <w:proofErr w:type="spellEnd"/>
+      <w:r>
+        <w:rPr>
+          <w:sz w:val="20"/>
+          <w:szCs w:val="20"/>
+        </w:rPr>
+        <w:t xml:space="preserve">,  </w:t>
+      </w:r>
+      <w:proofErr w:type="spellStart"/>
+      <w:r>
+        <w:rPr>
+          <w:sz w:val="20"/>
+          <w:szCs w:val="20"/>
+        </w:rPr>
+        <w:t>юридичні</w:t>
+      </w:r>
+      <w:proofErr w:type="spellEnd"/>
+      <w:proofErr w:type="gramEnd"/>
+      <w:r>
+        <w:rPr>
+          <w:sz w:val="20"/>
+          <w:szCs w:val="20"/>
+        </w:rPr>
+        <w:t xml:space="preserve"> </w:t>
+      </w:r>
+      <w:proofErr w:type="spellStart"/>
+      <w:r>
+        <w:rPr>
+          <w:sz w:val="20"/>
+          <w:szCs w:val="20"/>
+        </w:rPr>
+        <w:t>наслідки</w:t>
+      </w:r>
+      <w:proofErr w:type="spellEnd"/>
+      <w:r>
+        <w:rPr>
+          <w:sz w:val="20"/>
+          <w:szCs w:val="20"/>
+        </w:rPr>
+        <w:t xml:space="preserve"> </w:t>
+      </w:r>
+      <w:proofErr w:type="spellStart"/>
+      <w:r>
+        <w:rPr>
+          <w:sz w:val="20"/>
+          <w:szCs w:val="20"/>
+        </w:rPr>
+        <w:t>виконання</w:t>
+      </w:r>
+      <w:proofErr w:type="spellEnd"/>
+      <w:r>
+        <w:rPr>
+          <w:sz w:val="20"/>
+          <w:szCs w:val="20"/>
+        </w:rPr>
+        <w:t xml:space="preserve"> умов </w:t>
+      </w:r>
+      <w:proofErr w:type="spellStart"/>
+      <w:r>
+        <w:rPr>
+          <w:sz w:val="20"/>
+          <w:szCs w:val="20"/>
+        </w:rPr>
+        <w:t>даного</w:t>
+      </w:r>
+      <w:proofErr w:type="spellEnd"/>
+      <w:r>
+        <w:rPr>
+          <w:sz w:val="20"/>
+          <w:szCs w:val="20"/>
+        </w:rPr>
+        <w:t xml:space="preserve"> Договору, в </w:t>
+      </w:r>
+      <w:proofErr w:type="spellStart"/>
+      <w:r>
+        <w:rPr>
+          <w:sz w:val="20"/>
+          <w:szCs w:val="20"/>
+        </w:rPr>
+        <w:t>підтвердження</w:t>
+      </w:r>
+      <w:proofErr w:type="spellEnd"/>
+      <w:r>
+        <w:rPr>
+          <w:sz w:val="20"/>
+          <w:szCs w:val="20"/>
+        </w:rPr>
+        <w:t xml:space="preserve"> того, </w:t>
+      </w:r>
+      <w:proofErr w:type="spellStart"/>
+      <w:r>
+        <w:rPr>
+          <w:sz w:val="20"/>
+          <w:szCs w:val="20"/>
+        </w:rPr>
+        <w:t>що</w:t>
+      </w:r>
+      <w:proofErr w:type="spellEnd"/>
+      <w:r>
+        <w:rPr>
+          <w:sz w:val="20"/>
+          <w:szCs w:val="20"/>
+        </w:rPr>
+        <w:t xml:space="preserve"> </w:t>
+      </w:r>
+      <w:proofErr w:type="spellStart"/>
+      <w:r>
+        <w:rPr>
+          <w:sz w:val="20"/>
+          <w:szCs w:val="20"/>
+        </w:rPr>
+        <w:t>даний</w:t>
+      </w:r>
+      <w:proofErr w:type="spellEnd"/>
+      <w:r>
+        <w:rPr>
+          <w:sz w:val="20"/>
+          <w:szCs w:val="20"/>
+        </w:rPr>
+        <w:t xml:space="preserve"> </w:t>
+      </w:r>
+      <w:proofErr w:type="spellStart"/>
+      <w:r>
+        <w:rPr>
+          <w:sz w:val="20"/>
+          <w:szCs w:val="20"/>
+        </w:rPr>
+        <w:t>Договір</w:t>
+      </w:r>
+      <w:proofErr w:type="spellEnd"/>
+      <w:r>
+        <w:rPr>
+          <w:sz w:val="20"/>
+          <w:szCs w:val="20"/>
+        </w:rPr>
+        <w:t xml:space="preserve"> </w:t>
+      </w:r>
+      <w:proofErr w:type="spellStart"/>
+      <w:r>
+        <w:rPr>
+          <w:sz w:val="20"/>
+          <w:szCs w:val="20"/>
+        </w:rPr>
+        <w:t>містить</w:t>
+      </w:r>
+      <w:proofErr w:type="spellEnd"/>
+      <w:r>
+        <w:rPr>
+          <w:sz w:val="20"/>
+          <w:szCs w:val="20"/>
+        </w:rPr>
+        <w:t xml:space="preserve"> </w:t>
+      </w:r>
+      <w:proofErr w:type="spellStart"/>
+      <w:r>
+        <w:rPr>
+          <w:sz w:val="20"/>
+          <w:szCs w:val="20"/>
+        </w:rPr>
+        <w:t>всі</w:t>
+      </w:r>
+      <w:proofErr w:type="spellEnd"/>
+      <w:r>
+        <w:rPr>
+          <w:sz w:val="20"/>
+          <w:szCs w:val="20"/>
+        </w:rPr>
+        <w:t xml:space="preserve"> </w:t>
+      </w:r>
+      <w:proofErr w:type="spellStart"/>
+      <w:r>
+        <w:rPr>
+          <w:sz w:val="20"/>
+          <w:szCs w:val="20"/>
+        </w:rPr>
+        <w:t>істотні</w:t>
+      </w:r>
+      <w:proofErr w:type="spellEnd"/>
+      <w:r>
+        <w:rPr>
+          <w:sz w:val="20"/>
+          <w:szCs w:val="20"/>
+        </w:rPr>
+        <w:t xml:space="preserve"> </w:t>
+      </w:r>
+      <w:proofErr w:type="spellStart"/>
+      <w:r>
+        <w:rPr>
+          <w:sz w:val="20"/>
+          <w:szCs w:val="20"/>
+        </w:rPr>
+        <w:t>умови</w:t>
+      </w:r>
+      <w:proofErr w:type="spellEnd"/>
+      <w:r>
+        <w:rPr>
+          <w:sz w:val="20"/>
+          <w:szCs w:val="20"/>
+        </w:rPr>
+        <w:t xml:space="preserve">, про </w:t>
+      </w:r>
+      <w:proofErr w:type="spellStart"/>
+      <w:r>
+        <w:rPr>
+          <w:sz w:val="20"/>
+          <w:szCs w:val="20"/>
+        </w:rPr>
+        <w:t>які</w:t>
+      </w:r>
+      <w:proofErr w:type="spellEnd"/>
+      <w:r>
+        <w:rPr>
+          <w:sz w:val="20"/>
+          <w:szCs w:val="20"/>
+        </w:rPr>
+        <w:t xml:space="preserve"> </w:t>
+      </w:r>
+      <w:proofErr w:type="spellStart"/>
+      <w:r>
+        <w:rPr>
+          <w:sz w:val="20"/>
+          <w:szCs w:val="20"/>
+        </w:rPr>
+        <w:t>Сторони</w:t>
+      </w:r>
+      <w:proofErr w:type="spellEnd"/>
+      <w:r>
+        <w:rPr>
+          <w:sz w:val="20"/>
+          <w:szCs w:val="20"/>
+        </w:rPr>
+        <w:t xml:space="preserve"> </w:t>
+      </w:r>
+      <w:proofErr w:type="spellStart"/>
+      <w:r>
+        <w:rPr>
+          <w:sz w:val="20"/>
+          <w:szCs w:val="20"/>
+        </w:rPr>
+        <w:t>мали</w:t>
+      </w:r>
+      <w:proofErr w:type="spellEnd"/>
+      <w:r>
+        <w:rPr>
+          <w:sz w:val="20"/>
+          <w:szCs w:val="20"/>
+        </w:rPr>
+        <w:t xml:space="preserve"> </w:t>
+      </w:r>
+      <w:proofErr w:type="spellStart"/>
+      <w:r>
+        <w:rPr>
+          <w:sz w:val="20"/>
+          <w:szCs w:val="20"/>
+        </w:rPr>
+        <w:t>намір</w:t>
+      </w:r>
+      <w:proofErr w:type="spellEnd"/>
+      <w:r>
+        <w:rPr>
+          <w:sz w:val="20"/>
+          <w:szCs w:val="20"/>
+        </w:rPr>
+        <w:t xml:space="preserve"> </w:t>
+      </w:r>
+      <w:proofErr w:type="spellStart"/>
+      <w:r>
+        <w:rPr>
+          <w:sz w:val="20"/>
+          <w:szCs w:val="20"/>
+        </w:rPr>
+        <w:t>домовитися</w:t>
+      </w:r>
+      <w:proofErr w:type="spellEnd"/>
+      <w:r>
+        <w:rPr>
+          <w:sz w:val="20"/>
+          <w:szCs w:val="20"/>
+        </w:rPr>
+        <w:t xml:space="preserve">, </w:t>
+      </w:r>
+      <w:proofErr w:type="spellStart"/>
+      <w:r>
+        <w:rPr>
+          <w:sz w:val="20"/>
+          <w:szCs w:val="20"/>
+        </w:rPr>
+        <w:t>Сторони</w:t>
+      </w:r>
+      <w:proofErr w:type="spellEnd"/>
+      <w:r>
+        <w:rPr>
+          <w:sz w:val="20"/>
+          <w:szCs w:val="20"/>
+        </w:rPr>
+        <w:t xml:space="preserve"> поставили </w:t>
+      </w:r>
+      <w:proofErr w:type="spellStart"/>
+      <w:r>
+        <w:rPr>
+          <w:sz w:val="20"/>
+          <w:szCs w:val="20"/>
+        </w:rPr>
+        <w:t>нижче</w:t>
+      </w:r>
+      <w:proofErr w:type="spellEnd"/>
+      <w:r>
+        <w:rPr>
+          <w:sz w:val="20"/>
+          <w:szCs w:val="20"/>
+        </w:rPr>
+        <w:t xml:space="preserve"> </w:t>
+      </w:r>
+      <w:proofErr w:type="spellStart"/>
+      <w:r>
+        <w:rPr>
+          <w:sz w:val="20"/>
+          <w:szCs w:val="20"/>
+        </w:rPr>
+        <w:t>свої</w:t>
+      </w:r>
+      <w:proofErr w:type="spellEnd"/>
+      <w:r>
+        <w:rPr>
+          <w:sz w:val="20"/>
+          <w:szCs w:val="20"/>
+        </w:rPr>
+        <w:t xml:space="preserve"> </w:t>
+      </w:r>
+      <w:proofErr w:type="spellStart"/>
+      <w:r>
+        <w:rPr>
+          <w:sz w:val="20"/>
+          <w:szCs w:val="20"/>
+        </w:rPr>
+        <w:t>підписи</w:t>
+      </w:r>
+      <w:proofErr w:type="spellEnd"/>
+      <w:r>
+        <w:rPr>
+          <w:sz w:val="20"/>
+          <w:szCs w:val="20"/>
+        </w:rPr>
+        <w:t xml:space="preserve"> та печатки.</w:t>
+      </w:r>
     </w:p>
     <w:p>
       <w:pPr>
@@ -6636,548 +7294,8 @@
     <w:p>
       <w:pPr>
         <w:pStyle w:val="a8"/>
-        <w:ind w:right="-1" w:firstLine="540"/>
-        <w:rPr>
-          <w:sz w:val="20"/>
-          <w:szCs w:val="20"/>
-        </w:rPr>
-      </w:pPr>
-      <w:r>
-        <w:rPr>
-          <w:sz w:val="20"/>
-          <w:szCs w:val="20"/>
-        </w:rPr>
-        <w:t xml:space="preserve">8.9. У </w:t>
-      </w:r>
-      <w:proofErr w:type="spellStart"/>
-      <w:r>
-        <w:rPr>
-          <w:sz w:val="20"/>
-          <w:szCs w:val="20"/>
-        </w:rPr>
-        <w:t>підтвердження</w:t>
-      </w:r>
-      <w:proofErr w:type="spellEnd"/>
-      <w:r>
-        <w:rPr>
-          <w:sz w:val="20"/>
-          <w:szCs w:val="20"/>
-        </w:rPr>
-        <w:t xml:space="preserve"> того, </w:t>
-      </w:r>
-      <w:proofErr w:type="spellStart"/>
-      <w:r>
-        <w:rPr>
-          <w:sz w:val="20"/>
-          <w:szCs w:val="20"/>
-        </w:rPr>
-        <w:t>що</w:t>
-      </w:r>
-      <w:proofErr w:type="spellEnd"/>
-      <w:r>
-        <w:rPr>
-          <w:sz w:val="20"/>
-          <w:szCs w:val="20"/>
-        </w:rPr>
-        <w:t xml:space="preserve"> </w:t>
-      </w:r>
-      <w:proofErr w:type="spellStart"/>
-      <w:r>
-        <w:rPr>
-          <w:sz w:val="20"/>
-          <w:szCs w:val="20"/>
-        </w:rPr>
-        <w:t>Сторони</w:t>
-      </w:r>
-      <w:proofErr w:type="spellEnd"/>
-      <w:r>
-        <w:rPr>
-          <w:sz w:val="20"/>
-          <w:szCs w:val="20"/>
-        </w:rPr>
-        <w:t xml:space="preserve"> </w:t>
-      </w:r>
-      <w:proofErr w:type="spellStart"/>
-      <w:r>
-        <w:rPr>
-          <w:sz w:val="20"/>
-          <w:szCs w:val="20"/>
-        </w:rPr>
-        <w:t>розуміють</w:t>
-      </w:r>
-      <w:proofErr w:type="spellEnd"/>
-      <w:r>
-        <w:rPr>
-          <w:sz w:val="20"/>
-          <w:szCs w:val="20"/>
-        </w:rPr>
-        <w:t xml:space="preserve"> </w:t>
-      </w:r>
-      <w:proofErr w:type="spellStart"/>
-      <w:r>
-        <w:rPr>
-          <w:sz w:val="20"/>
-          <w:szCs w:val="20"/>
-        </w:rPr>
-        <w:t>визначення</w:t>
-      </w:r>
-      <w:proofErr w:type="spellEnd"/>
-      <w:r>
-        <w:rPr>
-          <w:sz w:val="20"/>
-          <w:szCs w:val="20"/>
-        </w:rPr>
-        <w:t xml:space="preserve"> </w:t>
-      </w:r>
-      <w:proofErr w:type="spellStart"/>
-      <w:r>
-        <w:rPr>
-          <w:sz w:val="20"/>
-          <w:szCs w:val="20"/>
-        </w:rPr>
-        <w:t>всіх</w:t>
-      </w:r>
-      <w:proofErr w:type="spellEnd"/>
-      <w:r>
-        <w:rPr>
-          <w:sz w:val="20"/>
-          <w:szCs w:val="20"/>
-        </w:rPr>
-        <w:t xml:space="preserve"> </w:t>
-      </w:r>
-      <w:proofErr w:type="spellStart"/>
-      <w:r>
-        <w:rPr>
-          <w:sz w:val="20"/>
-          <w:szCs w:val="20"/>
-        </w:rPr>
-        <w:t>термінів</w:t>
-      </w:r>
-      <w:proofErr w:type="spellEnd"/>
-      <w:r>
-        <w:rPr>
-          <w:sz w:val="20"/>
-          <w:szCs w:val="20"/>
-        </w:rPr>
-        <w:t xml:space="preserve">, </w:t>
-      </w:r>
-      <w:proofErr w:type="spellStart"/>
-      <w:r>
-        <w:rPr>
-          <w:sz w:val="20"/>
-          <w:szCs w:val="20"/>
-        </w:rPr>
-        <w:t>які</w:t>
-      </w:r>
-      <w:proofErr w:type="spellEnd"/>
-      <w:r>
-        <w:rPr>
-          <w:sz w:val="20"/>
-          <w:szCs w:val="20"/>
-        </w:rPr>
-        <w:t xml:space="preserve"> </w:t>
-      </w:r>
-      <w:proofErr w:type="spellStart"/>
-      <w:r>
-        <w:rPr>
-          <w:sz w:val="20"/>
-          <w:szCs w:val="20"/>
-        </w:rPr>
-        <w:t>містяться</w:t>
-      </w:r>
-      <w:proofErr w:type="spellEnd"/>
-      <w:r>
-        <w:rPr>
-          <w:sz w:val="20"/>
-          <w:szCs w:val="20"/>
-        </w:rPr>
-        <w:t xml:space="preserve"> в </w:t>
-      </w:r>
-      <w:proofErr w:type="spellStart"/>
-      <w:r>
-        <w:rPr>
-          <w:sz w:val="20"/>
-          <w:szCs w:val="20"/>
-        </w:rPr>
-        <w:t>даному</w:t>
-      </w:r>
-      <w:proofErr w:type="spellEnd"/>
-      <w:r>
-        <w:rPr>
-          <w:sz w:val="20"/>
-          <w:szCs w:val="20"/>
-        </w:rPr>
-        <w:t xml:space="preserve"> </w:t>
-      </w:r>
-      <w:proofErr w:type="spellStart"/>
-      <w:proofErr w:type="gramStart"/>
-      <w:r>
-        <w:rPr>
-          <w:sz w:val="20"/>
-          <w:szCs w:val="20"/>
-        </w:rPr>
-        <w:t>Договорі</w:t>
-      </w:r>
-      <w:proofErr w:type="spellEnd"/>
-      <w:r>
-        <w:rPr>
-          <w:sz w:val="20"/>
-          <w:szCs w:val="20"/>
-        </w:rPr>
-        <w:t xml:space="preserve">,  </w:t>
-      </w:r>
-      <w:proofErr w:type="spellStart"/>
-      <w:r>
-        <w:rPr>
-          <w:sz w:val="20"/>
-          <w:szCs w:val="20"/>
-        </w:rPr>
-        <w:t>юридичні</w:t>
-      </w:r>
-      <w:proofErr w:type="spellEnd"/>
-      <w:proofErr w:type="gramEnd"/>
-      <w:r>
-        <w:rPr>
-          <w:sz w:val="20"/>
-          <w:szCs w:val="20"/>
-        </w:rPr>
-        <w:t xml:space="preserve"> </w:t>
-      </w:r>
-      <w:proofErr w:type="spellStart"/>
-      <w:r>
-        <w:rPr>
-          <w:sz w:val="20"/>
-          <w:szCs w:val="20"/>
-        </w:rPr>
-        <w:t>наслідки</w:t>
-      </w:r>
-      <w:proofErr w:type="spellEnd"/>
-      <w:r>
-        <w:rPr>
-          <w:sz w:val="20"/>
-          <w:szCs w:val="20"/>
-        </w:rPr>
-        <w:t xml:space="preserve"> </w:t>
-      </w:r>
-      <w:proofErr w:type="spellStart"/>
-      <w:r>
-        <w:rPr>
-          <w:sz w:val="20"/>
-          <w:szCs w:val="20"/>
-        </w:rPr>
-        <w:t>виконання</w:t>
-      </w:r>
-      <w:proofErr w:type="spellEnd"/>
-      <w:r>
-        <w:rPr>
-          <w:sz w:val="20"/>
-          <w:szCs w:val="20"/>
-        </w:rPr>
-        <w:t xml:space="preserve"> умов </w:t>
-      </w:r>
-      <w:proofErr w:type="spellStart"/>
-      <w:r>
-        <w:rPr>
-          <w:sz w:val="20"/>
-          <w:szCs w:val="20"/>
-        </w:rPr>
-        <w:t>даного</w:t>
-      </w:r>
-      <w:proofErr w:type="spellEnd"/>
-      <w:r>
-        <w:rPr>
-          <w:sz w:val="20"/>
-          <w:szCs w:val="20"/>
-        </w:rPr>
-        <w:t xml:space="preserve"> Договору, в </w:t>
-      </w:r>
-      <w:proofErr w:type="spellStart"/>
-      <w:r>
-        <w:rPr>
-          <w:sz w:val="20"/>
-          <w:szCs w:val="20"/>
-        </w:rPr>
-        <w:t>підтвердження</w:t>
-      </w:r>
-      <w:proofErr w:type="spellEnd"/>
-      <w:r>
-        <w:rPr>
-          <w:sz w:val="20"/>
-          <w:szCs w:val="20"/>
-        </w:rPr>
-        <w:t xml:space="preserve"> того, </w:t>
-      </w:r>
-      <w:proofErr w:type="spellStart"/>
-      <w:r>
-        <w:rPr>
-          <w:sz w:val="20"/>
-          <w:szCs w:val="20"/>
-        </w:rPr>
-        <w:t>що</w:t>
-      </w:r>
-      <w:proofErr w:type="spellEnd"/>
-      <w:r>
-        <w:rPr>
-          <w:sz w:val="20"/>
-          <w:szCs w:val="20"/>
-        </w:rPr>
-        <w:t xml:space="preserve"> </w:t>
-      </w:r>
-      <w:proofErr w:type="spellStart"/>
-      <w:r>
-        <w:rPr>
-          <w:sz w:val="20"/>
-          <w:szCs w:val="20"/>
-        </w:rPr>
-        <w:t>даний</w:t>
-      </w:r>
-      <w:proofErr w:type="spellEnd"/>
-      <w:r>
-        <w:rPr>
-          <w:sz w:val="20"/>
-          <w:szCs w:val="20"/>
-        </w:rPr>
-        <w:t xml:space="preserve"> </w:t>
-      </w:r>
-      <w:proofErr w:type="spellStart"/>
-      <w:r>
-        <w:rPr>
-          <w:sz w:val="20"/>
-          <w:szCs w:val="20"/>
-        </w:rPr>
-        <w:t>Договір</w:t>
-      </w:r>
-      <w:proofErr w:type="spellEnd"/>
-      <w:r>
-        <w:rPr>
-          <w:sz w:val="20"/>
-          <w:szCs w:val="20"/>
-        </w:rPr>
-        <w:t xml:space="preserve"> </w:t>
-      </w:r>
-      <w:proofErr w:type="spellStart"/>
-      <w:r>
-        <w:rPr>
-          <w:sz w:val="20"/>
-          <w:szCs w:val="20"/>
-        </w:rPr>
-        <w:t>містить</w:t>
-      </w:r>
-      <w:proofErr w:type="spellEnd"/>
-      <w:r>
-        <w:rPr>
-          <w:sz w:val="20"/>
-          <w:szCs w:val="20"/>
-        </w:rPr>
-        <w:t xml:space="preserve"> </w:t>
-      </w:r>
-      <w:proofErr w:type="spellStart"/>
-      <w:r>
-        <w:rPr>
-          <w:sz w:val="20"/>
-          <w:szCs w:val="20"/>
-        </w:rPr>
-        <w:t>всі</w:t>
-      </w:r>
-      <w:proofErr w:type="spellEnd"/>
-      <w:r>
-        <w:rPr>
-          <w:sz w:val="20"/>
-          <w:szCs w:val="20"/>
-        </w:rPr>
-        <w:t xml:space="preserve"> </w:t>
-      </w:r>
-      <w:proofErr w:type="spellStart"/>
-      <w:r>
-        <w:rPr>
-          <w:sz w:val="20"/>
-          <w:szCs w:val="20"/>
-        </w:rPr>
-        <w:t>істотні</w:t>
-      </w:r>
-      <w:proofErr w:type="spellEnd"/>
-      <w:r>
-        <w:rPr>
-          <w:sz w:val="20"/>
-          <w:szCs w:val="20"/>
-        </w:rPr>
-        <w:t xml:space="preserve"> </w:t>
-      </w:r>
-      <w:proofErr w:type="spellStart"/>
-      <w:r>
-        <w:rPr>
-          <w:sz w:val="20"/>
-          <w:szCs w:val="20"/>
-        </w:rPr>
-        <w:t>умови</w:t>
-      </w:r>
-      <w:proofErr w:type="spellEnd"/>
-      <w:r>
-        <w:rPr>
-          <w:sz w:val="20"/>
-          <w:szCs w:val="20"/>
-        </w:rPr>
-        <w:t xml:space="preserve">, про </w:t>
-      </w:r>
-      <w:proofErr w:type="spellStart"/>
-      <w:r>
-        <w:rPr>
-          <w:sz w:val="20"/>
-          <w:szCs w:val="20"/>
-        </w:rPr>
-        <w:t>які</w:t>
-      </w:r>
-      <w:proofErr w:type="spellEnd"/>
-      <w:r>
-        <w:rPr>
-          <w:sz w:val="20"/>
-          <w:szCs w:val="20"/>
-        </w:rPr>
-        <w:t xml:space="preserve"> </w:t>
-      </w:r>
-      <w:proofErr w:type="spellStart"/>
-      <w:r>
-        <w:rPr>
-          <w:sz w:val="20"/>
-          <w:szCs w:val="20"/>
-        </w:rPr>
-        <w:t>Сторони</w:t>
-      </w:r>
-      <w:proofErr w:type="spellEnd"/>
-      <w:r>
-        <w:rPr>
-          <w:sz w:val="20"/>
-          <w:szCs w:val="20"/>
-        </w:rPr>
-        <w:t xml:space="preserve"> </w:t>
-      </w:r>
-      <w:proofErr w:type="spellStart"/>
-      <w:r>
-        <w:rPr>
-          <w:sz w:val="20"/>
-          <w:szCs w:val="20"/>
-        </w:rPr>
-        <w:t>мали</w:t>
-      </w:r>
-      <w:proofErr w:type="spellEnd"/>
-      <w:r>
-        <w:rPr>
-          <w:sz w:val="20"/>
-          <w:szCs w:val="20"/>
-        </w:rPr>
-        <w:t xml:space="preserve"> </w:t>
-      </w:r>
-      <w:proofErr w:type="spellStart"/>
-      <w:r>
-        <w:rPr>
-          <w:sz w:val="20"/>
-          <w:szCs w:val="20"/>
-        </w:rPr>
-        <w:t>намір</w:t>
-      </w:r>
-      <w:proofErr w:type="spellEnd"/>
-      <w:r>
-        <w:rPr>
-          <w:sz w:val="20"/>
-          <w:szCs w:val="20"/>
-        </w:rPr>
-        <w:t xml:space="preserve"> </w:t>
-      </w:r>
-      <w:proofErr w:type="spellStart"/>
-      <w:r>
-        <w:rPr>
-          <w:sz w:val="20"/>
-          <w:szCs w:val="20"/>
-        </w:rPr>
-        <w:t>домовитися</w:t>
-      </w:r>
-      <w:proofErr w:type="spellEnd"/>
-      <w:r>
-        <w:rPr>
-          <w:sz w:val="20"/>
-          <w:szCs w:val="20"/>
-        </w:rPr>
-        <w:t xml:space="preserve">, </w:t>
-      </w:r>
-      <w:proofErr w:type="spellStart"/>
-      <w:r>
-        <w:rPr>
-          <w:sz w:val="20"/>
-          <w:szCs w:val="20"/>
-        </w:rPr>
-        <w:t>Сторони</w:t>
-      </w:r>
-      <w:proofErr w:type="spellEnd"/>
-      <w:r>
-        <w:rPr>
-          <w:sz w:val="20"/>
-          <w:szCs w:val="20"/>
-        </w:rPr>
-        <w:t xml:space="preserve"> поставили </w:t>
-      </w:r>
-      <w:proofErr w:type="spellStart"/>
-      <w:r>
-        <w:rPr>
-          <w:sz w:val="20"/>
-          <w:szCs w:val="20"/>
-        </w:rPr>
-        <w:t>нижче</w:t>
-      </w:r>
-      <w:proofErr w:type="spellEnd"/>
-      <w:r>
-        <w:rPr>
-          <w:sz w:val="20"/>
-          <w:szCs w:val="20"/>
-        </w:rPr>
-        <w:t xml:space="preserve"> </w:t>
-      </w:r>
-      <w:proofErr w:type="spellStart"/>
-      <w:r>
-        <w:rPr>
-          <w:sz w:val="20"/>
-          <w:szCs w:val="20"/>
-        </w:rPr>
-        <w:t>свої</w:t>
-      </w:r>
-      <w:proofErr w:type="spellEnd"/>
-      <w:r>
-        <w:rPr>
-          <w:sz w:val="20"/>
-          <w:szCs w:val="20"/>
-        </w:rPr>
-        <w:t xml:space="preserve"> </w:t>
-      </w:r>
-      <w:proofErr w:type="spellStart"/>
-      <w:r>
-        <w:rPr>
-          <w:sz w:val="20"/>
-          <w:szCs w:val="20"/>
-        </w:rPr>
-        <w:t>підписи</w:t>
-      </w:r>
-      <w:proofErr w:type="spellEnd"/>
-      <w:r>
-        <w:rPr>
-          <w:sz w:val="20"/>
-          <w:szCs w:val="20"/>
-        </w:rPr>
-        <w:t xml:space="preserve"> та печатки.</w:t>
-      </w:r>
-    </w:p>
-    <w:p>
-      <w:pPr>
-        <w:pStyle w:val="a8"/>
-        <w:ind w:right="-1" w:firstLine="540"/>
-        <w:rPr>
-          <w:sz w:val="20"/>
-          <w:szCs w:val="20"/>
-        </w:rPr>
-      </w:pPr>
-    </w:p>
-    <w:p>
-      <w:pPr>
-        <w:pStyle w:val="a8"/>
-        <w:ind w:firstLine="540"/>
+        <w:pageBreakBefore/>
+        <w:ind w:firstLine="539"/>
         <w:jc w:val="center"/>
         <w:rPr>
           <w:rFonts w:ascii="Times New Roman CYR" w:hAnsi="Times New Roman CYR" w:cs="Times New Roman CYR"/>
@@ -7193,6 +7311,7 @@
           <w:sz w:val="20"/>
           <w:szCs w:val="20"/>
         </w:rPr>
+        <w:lastRenderedPageBreak/>
         <w:t>9</w:t>
       </w:r>
       <w:r>
@@ -7202,9 +7321,9 @@
           <w:sz w:val="20"/>
           <w:szCs w:val="20"/>
         </w:rPr>
-        <w:t xml:space="preserve">.  ЮРИДИЧНІ АДРЕСИ </w:t>
-      </w:r>
-      <w:proofErr w:type="gramStart"/>
+        <w:t xml:space="preserve">.  </w:t>
+      </w:r>
+      <w:bookmarkStart w:id="1" w:name="_GoBack"/>
       <w:r>
         <w:rPr>
           <w:rFonts w:ascii="Times New Roman CYR" w:hAnsi="Times New Roman CYR" w:cs="Times New Roman CYR"/>
@@ -7212,9 +7331,9 @@
           <w:sz w:val="20"/>
           <w:szCs w:val="20"/>
         </w:rPr>
-        <w:t>ТА  БАНКІВСЬКІ</w:t>
-      </w:r>
-      <w:proofErr w:type="gramEnd"/>
+        <w:t xml:space="preserve">ЮРИДИЧНІ АДРЕСИ </w:t>
+      </w:r>
+      <w:proofErr w:type="gramStart"/>
       <w:r>
         <w:rPr>
           <w:rFonts w:ascii="Times New Roman CYR" w:hAnsi="Times New Roman CYR" w:cs="Times New Roman CYR"/>
@@ -7222,9 +7341,20 @@
           <w:sz w:val="20"/>
           <w:szCs w:val="20"/>
         </w:rPr>
+        <w:t>ТА  БАНКІВСЬКІ</w:t>
+      </w:r>
+      <w:proofErr w:type="gramEnd"/>
+      <w:r>
+        <w:rPr>
+          <w:rFonts w:ascii="Times New Roman CYR" w:hAnsi="Times New Roman CYR" w:cs="Times New Roman CYR"/>
+          <w:b/>
+          <w:sz w:val="20"/>
+          <w:szCs w:val="20"/>
+        </w:rPr>
         <w:t xml:space="preserve"> РЕКВІЗИТИ СТОРІН</w:t>
       </w:r>
     </w:p>
+    <w:bookmarkEnd w:id="1"/>
     <w:p>
       <w:pPr>
         <w:ind w:left="-180" w:firstLine="180"/>
@@ -7392,7 +7522,6 @@
                 <w:szCs w:val="18"/>
                 <w:lang w:val="uk-UA"/>
               </w:rPr>
-              <w:lastRenderedPageBreak/>
               <w:t xml:space="preserve">Державна організація </w:t>
             </w:r>
             <w:r>
@@ -10897,6 +11026,32 @@
         </w:p>
       </w:docPartBody>
     </w:docPart>
+    <w:docPart>
+      <w:docPartPr>
+        <w:name w:val="DefaultPlaceholder_-1854013436"/>
+        <w:category>
+          <w:name w:val="Общие"/>
+          <w:gallery w:val="placeholder"/>
+        </w:category>
+        <w:types>
+          <w:type w:val="bbPlcHdr"/>
+        </w:types>
+        <w:behaviors>
+          <w:behavior w:val="content"/>
+        </w:behaviors>
+        <w:guid w:val="{00B756E3-FAAA-4809-B5B9-A2B8709B17F8}"/>
+      </w:docPartPr>
+      <w:docPartBody>
+        <w:p>
+          <w:r>
+            <w:rPr>
+              <w:rStyle w:val="a3"/>
+            </w:rPr>
+            <w:t>Выберите стандартный блок.</w:t>
+          </w:r>
+        </w:p>
+      </w:docPartBody>
+    </w:docPart>
   </w:docParts>
 </w:glossaryDocument>
 </file>
@@ -10966,6 +11121,8 @@
     <w:rsid w:val="00AB128C"/>
     <w:rsid w:val="00C34C39"/>
     <w:rsid w:val="00C37412"/>
+    <w:rsid w:val="00C74E79"/>
+    <w:rsid w:val="00DC4016"/>
   </w:rsids>
   <m:mathPr>
     <m:mathFont m:val="Cambria Math"/>
@@ -11418,7 +11575,7 @@
     <w:basedOn w:val="a0"/>
     <w:uiPriority w:val="99"/>
     <w:semiHidden/>
-    <w:rsid w:val="007F5400"/>
+    <w:rsid w:val="00C74E79"/>
     <w:rPr>
       <w:color w:val="808080"/>
     </w:rPr>
